--- a/cv-trabajador-social-uc/CV_Jeniffer_Mieres_06_Impacto.docx
+++ b/cv-trabajador-social-uc/CV_Jeniffer_Mieres_06_Impacto.docx
@@ -416,26 +416,7 @@
           <w:i w:val="0"/>
           <w:sz w:val="19"/>
         </w:rPr>
-        <w:t xml:space="preserve">Realizo la </w:t>
-      </w:r>
-      <w:r>
-        <w:rPr>
-          <w:rFonts w:ascii="Calibri" w:hAnsi="Calibri" w:eastAsia="Calibri" w:cs="Calibri"/>
-          <w:b/>
-          <w:i w:val="0"/>
-          <w:color w:val="171A1E"/>
-          <w:sz w:val="19"/>
-        </w:rPr>
-        <w:t>evaluación socioeconómica</w:t>
-      </w:r>
-      <w:r>
-        <w:rPr>
-          <w:rFonts w:ascii="Calibri" w:hAnsi="Calibri" w:eastAsia="Calibri" w:cs="Calibri"/>
-          <w:b w:val="0"/>
-          <w:i w:val="0"/>
-          <w:sz w:val="19"/>
-        </w:rPr>
-        <w:t xml:space="preserve"> de cada caso, revisando antecedentes y acreditaciones en los sistemas del Ministerio de Educación para definir con autonomía qué apoyo corresponde.</w:t>
+        <w:t>Realizo la evaluación socioeconómica de cada caso, revisando antecedentes y acreditaciones en los sistemas del Ministerio de Educación para definir con autonomía qué apoyo corresponde.</w:t>
       </w:r>
     </w:p>
     <w:p>
@@ -466,26 +447,7 @@
           <w:i w:val="0"/>
           <w:sz w:val="19"/>
         </w:rPr>
-        <w:t xml:space="preserve">Gestiono </w:t>
-      </w:r>
-      <w:r>
-        <w:rPr>
-          <w:rFonts w:ascii="Calibri" w:hAnsi="Calibri" w:eastAsia="Calibri" w:cs="Calibri"/>
-          <w:b/>
-          <w:i w:val="0"/>
-          <w:color w:val="171A1E"/>
-          <w:sz w:val="19"/>
-        </w:rPr>
-        <w:t>beneficios ministeriales e internos</w:t>
-      </w:r>
-      <w:r>
-        <w:rPr>
-          <w:rFonts w:ascii="Calibri" w:hAnsi="Calibri" w:eastAsia="Calibri" w:cs="Calibri"/>
-          <w:b w:val="0"/>
-          <w:i w:val="0"/>
-          <w:sz w:val="19"/>
-        </w:rPr>
-        <w:t xml:space="preserve"> de principio a fin: verificación de requisitos, preselección, seguimiento y registro documental. Elaboro informes sociales y mantengo la trazabilidad de la cartera de casos a mi cargo.</w:t>
+        <w:t>Gestiono beneficios ministeriales e internos de principio a fin: verificación de requisitos, preselección, seguimiento y registro documental. Elaboro informes sociales y mantengo la trazabilidad de la cartera de casos a mi cargo.</w:t>
       </w:r>
     </w:p>
     <w:p>
@@ -516,26 +478,7 @@
           <w:i w:val="0"/>
           <w:sz w:val="19"/>
         </w:rPr>
-        <w:t xml:space="preserve">Atiendo al estudiantado de manera permanente y entrego </w:t>
-      </w:r>
-      <w:r>
-        <w:rPr>
-          <w:rFonts w:ascii="Calibri" w:hAnsi="Calibri" w:eastAsia="Calibri" w:cs="Calibri"/>
-          <w:b/>
-          <w:i w:val="0"/>
-          <w:color w:val="171A1E"/>
-          <w:sz w:val="19"/>
-        </w:rPr>
-        <w:t>orientación social personalizada</w:t>
-      </w:r>
-      <w:r>
-        <w:rPr>
-          <w:rFonts w:ascii="Calibri" w:hAnsi="Calibri" w:eastAsia="Calibri" w:cs="Calibri"/>
-          <w:b w:val="0"/>
-          <w:i w:val="0"/>
-          <w:sz w:val="19"/>
-        </w:rPr>
-        <w:t>, acompañándolo durante todo el proceso de postulación.</w:t>
+        <w:t>Atiendo al estudiantado de manera permanente y entrego orientación social personalizada, acompañándolo durante todo el proceso de postulación.</w:t>
       </w:r>
     </w:p>
     <w:p>
@@ -562,21 +505,11 @@
       <w:r>
         <w:rPr>
           <w:rFonts w:ascii="Calibri" w:hAnsi="Calibri" w:eastAsia="Calibri" w:cs="Calibri"/>
-          <w:b/>
-          <w:i w:val="0"/>
-          <w:color w:val="171A1E"/>
-          <w:sz w:val="19"/>
-        </w:rPr>
-        <w:t>Coordino casos complejos</w:t>
-      </w:r>
-      <w:r>
-        <w:rPr>
-          <w:rFonts w:ascii="Calibri" w:hAnsi="Calibri" w:eastAsia="Calibri" w:cs="Calibri"/>
           <w:b w:val="0"/>
           <w:i w:val="0"/>
           <w:sz w:val="19"/>
         </w:rPr>
-        <w:t xml:space="preserve"> con áreas internas de la universidad y con redes de apoyo externas cuando la necesidad excede el ámbito académico.</w:t>
+        <w:t>Coordino casos complejos con áreas internas de la universidad y con redes de apoyo externas cuando la necesidad excede el ámbito académico.</w:t>
       </w:r>
     </w:p>
     <w:p>
@@ -659,26 +592,7 @@
           <w:i w:val="0"/>
           <w:sz w:val="19"/>
         </w:rPr>
-        <w:t xml:space="preserve">Estuve a cargo de los </w:t>
-      </w:r>
-      <w:r>
-        <w:rPr>
-          <w:rFonts w:ascii="Calibri" w:hAnsi="Calibri" w:eastAsia="Calibri" w:cs="Calibri"/>
-          <w:b/>
-          <w:i w:val="0"/>
-          <w:color w:val="171A1E"/>
-          <w:sz w:val="19"/>
-        </w:rPr>
-        <w:t>programas de bienestar y beneficios</w:t>
-      </w:r>
-      <w:r>
-        <w:rPr>
-          <w:rFonts w:ascii="Calibri" w:hAnsi="Calibri" w:eastAsia="Calibri" w:cs="Calibri"/>
-          <w:b w:val="0"/>
-          <w:i w:val="0"/>
-          <w:sz w:val="19"/>
-        </w:rPr>
-        <w:t xml:space="preserve"> de los colaboradores, desde la definición de la oferta hasta su implementación y seguimiento, con foco en el clima laboral y en el día a día de la empresa.</w:t>
+        <w:t>Estuve a cargo de los programas de bienestar y beneficios de los colaboradores, desde la definición de la oferta hasta su implementación y seguimiento, con foco en el clima laboral y en el día a día de la empresa.</w:t>
       </w:r>
     </w:p>
     <w:p>
@@ -709,26 +623,7 @@
           <w:i w:val="0"/>
           <w:sz w:val="19"/>
         </w:rPr>
-        <w:t xml:space="preserve">Gestioné </w:t>
-      </w:r>
-      <w:r>
-        <w:rPr>
-          <w:rFonts w:ascii="Calibri" w:hAnsi="Calibri" w:eastAsia="Calibri" w:cs="Calibri"/>
-          <w:b/>
-          <w:i w:val="0"/>
-          <w:color w:val="171A1E"/>
-          <w:sz w:val="19"/>
-        </w:rPr>
-        <w:t>convenios y beneficios orientados a la calidad de vida laboral</w:t>
-      </w:r>
-      <w:r>
-        <w:rPr>
-          <w:rFonts w:ascii="Calibri" w:hAnsi="Calibri" w:eastAsia="Calibri" w:cs="Calibri"/>
-          <w:b w:val="0"/>
-          <w:i w:val="0"/>
-          <w:sz w:val="19"/>
-        </w:rPr>
-        <w:t>, administrando la relación con instituciones y proveedores externos.</w:t>
+        <w:t>Gestioné convenios y beneficios orientados a la calidad de vida laboral, administrando la relación con instituciones y proveedores externos.</w:t>
       </w:r>
     </w:p>
     <w:p>
@@ -759,26 +654,7 @@
           <w:i w:val="0"/>
           <w:sz w:val="19"/>
         </w:rPr>
-        <w:t xml:space="preserve">Organicé </w:t>
-      </w:r>
-      <w:r>
-        <w:rPr>
-          <w:rFonts w:ascii="Calibri" w:hAnsi="Calibri" w:eastAsia="Calibri" w:cs="Calibri"/>
-          <w:b/>
-          <w:i w:val="0"/>
-          <w:color w:val="171A1E"/>
-          <w:sz w:val="19"/>
-        </w:rPr>
-        <w:t>actividades corporativas de bienestar e integración</w:t>
-      </w:r>
-      <w:r>
-        <w:rPr>
-          <w:rFonts w:ascii="Calibri" w:hAnsi="Calibri" w:eastAsia="Calibri" w:cs="Calibri"/>
-          <w:b w:val="0"/>
-          <w:i w:val="0"/>
-          <w:sz w:val="19"/>
-        </w:rPr>
-        <w:t>, articulando a las distintas áreas para asegurar convocatoria y buena ejecución.</w:t>
+        <w:t>Organicé actividades corporativas de bienestar e integración, articulando a las distintas áreas para asegurar convocatoria y buena ejecución.</w:t>
       </w:r>
     </w:p>
     <w:p>
@@ -809,26 +685,7 @@
           <w:i w:val="0"/>
           <w:sz w:val="19"/>
         </w:rPr>
-        <w:t xml:space="preserve">Tuve a cargo la </w:t>
-      </w:r>
-      <w:r>
-        <w:rPr>
-          <w:rFonts w:ascii="Calibri" w:hAnsi="Calibri" w:eastAsia="Calibri" w:cs="Calibri"/>
-          <w:b/>
-          <w:i w:val="0"/>
-          <w:color w:val="171A1E"/>
-          <w:sz w:val="19"/>
-        </w:rPr>
-        <w:t>matriz de riesgo y salud en el trabajo</w:t>
-      </w:r>
-      <w:r>
-        <w:rPr>
-          <w:rFonts w:ascii="Calibri" w:hAnsi="Calibri" w:eastAsia="Calibri" w:cs="Calibri"/>
-          <w:b w:val="0"/>
-          <w:i w:val="0"/>
-          <w:sz w:val="19"/>
-        </w:rPr>
-        <w:t xml:space="preserve"> junto al prevencionista externo, con seguimiento por KPI para dar cumplimiento a la certificación.</w:t>
+        <w:t>Tuve a cargo la matriz de riesgo y salud en el trabajo junto al prevencionista externo, con seguimiento por KPI para dar cumplimiento a la certificación.</w:t>
       </w:r>
     </w:p>
     <w:p>
@@ -859,26 +716,7 @@
           <w:i w:val="0"/>
           <w:sz w:val="19"/>
         </w:rPr>
-        <w:t xml:space="preserve">Lideré el </w:t>
-      </w:r>
-      <w:r>
-        <w:rPr>
-          <w:rFonts w:ascii="Calibri" w:hAnsi="Calibri" w:eastAsia="Calibri" w:cs="Calibri"/>
-          <w:b/>
-          <w:i w:val="0"/>
-          <w:color w:val="171A1E"/>
-          <w:sz w:val="19"/>
-        </w:rPr>
-        <w:t>plan anual de capacitaciones internas</w:t>
-      </w:r>
-      <w:r>
-        <w:rPr>
-          <w:rFonts w:ascii="Calibri" w:hAnsi="Calibri" w:eastAsia="Calibri" w:cs="Calibri"/>
-          <w:b w:val="0"/>
-          <w:i w:val="0"/>
-          <w:sz w:val="19"/>
-        </w:rPr>
-        <w:t xml:space="preserve"> de la compañía.</w:t>
+        <w:t>Lideré el plan anual de capacitaciones internas de la compañía.</w:t>
       </w:r>
     </w:p>
     <w:p>
@@ -909,26 +747,7 @@
           <w:i w:val="0"/>
           <w:sz w:val="19"/>
         </w:rPr>
-        <w:t xml:space="preserve">Asumí durante un año el </w:t>
-      </w:r>
-      <w:r>
-        <w:rPr>
-          <w:rFonts w:ascii="Calibri" w:hAnsi="Calibri" w:eastAsia="Calibri" w:cs="Calibri"/>
-          <w:b/>
-          <w:i w:val="0"/>
-          <w:color w:val="171A1E"/>
-          <w:sz w:val="19"/>
-        </w:rPr>
-        <w:t>Sistema de Gestión Integrado como auditora interna</w:t>
-      </w:r>
-      <w:r>
-        <w:rPr>
-          <w:rFonts w:ascii="Calibri" w:hAnsi="Calibri" w:eastAsia="Calibri" w:cs="Calibri"/>
-          <w:b w:val="0"/>
-          <w:i w:val="0"/>
-          <w:sz w:val="19"/>
-        </w:rPr>
-        <w:t xml:space="preserve"> en las certificaciones ISO 9001:2015, ISO 14001:2015 e ISO 45001:2018 (Seguridad y Salud en el Trabajo).</w:t>
+        <w:t>Asumí durante un año el Sistema de Gestión Integrado como auditora interna en las certificaciones ISO 9001:2015, ISO 14001:2015 e ISO 45001:2018 (Seguridad y Salud en el Trabajo).</w:t>
       </w:r>
     </w:p>
     <w:p>
@@ -1012,26 +831,7 @@
           <w:i w:val="0"/>
           <w:sz w:val="19"/>
         </w:rPr>
-        <w:t xml:space="preserve">Diseñé y dicté </w:t>
-      </w:r>
-      <w:r>
-        <w:rPr>
-          <w:rFonts w:ascii="Calibri" w:hAnsi="Calibri" w:eastAsia="Calibri" w:cs="Calibri"/>
-          <w:b/>
-          <w:i w:val="0"/>
-          <w:color w:val="171A1E"/>
-          <w:sz w:val="19"/>
-        </w:rPr>
-        <w:t>capacitaciones</w:t>
-      </w:r>
-      <w:r>
-        <w:rPr>
-          <w:rFonts w:ascii="Calibri" w:hAnsi="Calibri" w:eastAsia="Calibri" w:cs="Calibri"/>
-          <w:b w:val="0"/>
-          <w:i w:val="0"/>
-          <w:sz w:val="19"/>
-        </w:rPr>
-        <w:t xml:space="preserve"> para emprendedores, con metodologías prácticas y grupales, y acompañé la gestión de sus proyectos revisando con cada participante qué reforzar.</w:t>
+        <w:t>Diseñé y dicté capacitaciones para emprendedores, con metodologías prácticas y grupales, y acompañé la gestión de sus proyectos revisando con cada participante qué reforzar.</w:t>
       </w:r>
     </w:p>
     <w:p>
@@ -1062,26 +862,7 @@
           <w:i w:val="0"/>
           <w:sz w:val="19"/>
         </w:rPr>
-        <w:t xml:space="preserve">Orienté a los emprendedores en materia de </w:t>
-      </w:r>
-      <w:r>
-        <w:rPr>
-          <w:rFonts w:ascii="Calibri" w:hAnsi="Calibri" w:eastAsia="Calibri" w:cs="Calibri"/>
-          <w:b/>
-          <w:i w:val="0"/>
-          <w:color w:val="171A1E"/>
-          <w:sz w:val="19"/>
-        </w:rPr>
-        <w:t>vivienda</w:t>
-      </w:r>
-      <w:r>
-        <w:rPr>
-          <w:rFonts w:ascii="Calibri" w:hAnsi="Calibri" w:eastAsia="Calibri" w:cs="Calibri"/>
-          <w:b w:val="0"/>
-          <w:i w:val="0"/>
-          <w:sz w:val="19"/>
-        </w:rPr>
-        <w:t>, articulando con las redes de la comuna, y los vinculé con recursos disponibles que muchas veces no sabían que tenían a su alcance.</w:t>
+        <w:t>Orienté a los emprendedores en materia de vivienda, articulando con las redes de la comuna, y los vinculé con recursos disponibles que muchas veces no sabían que tenían a su alcance.</w:t>
       </w:r>
     </w:p>
     <w:p>
@@ -1160,21 +941,11 @@
       <w:r>
         <w:rPr>
           <w:rFonts w:ascii="Calibri" w:hAnsi="Calibri" w:eastAsia="Calibri" w:cs="Calibri"/>
-          <w:b/>
-          <w:i w:val="0"/>
-          <w:color w:val="171A1E"/>
-          <w:sz w:val="19"/>
-        </w:rPr>
-        <w:t>Diseñé e implementé el departamento desde su origen</w:t>
-      </w:r>
-      <w:r>
-        <w:rPr>
-          <w:rFonts w:ascii="Calibri" w:hAnsi="Calibri" w:eastAsia="Calibri" w:cs="Calibri"/>
           <w:b w:val="0"/>
           <w:i w:val="0"/>
           <w:sz w:val="19"/>
         </w:rPr>
-        <w:t>, para una dotación de más de 200 colaboradores, definiendo la planificación de actividades y beneficios.</w:t>
+        <w:t>Diseñé e implementé el departamento desde su origen, para una dotación de más de 200 colaboradores, definiendo la planificación de actividades y beneficios.</w:t>
       </w:r>
     </w:p>
     <w:p>
@@ -1205,26 +976,7 @@
           <w:i w:val="0"/>
           <w:sz w:val="19"/>
         </w:rPr>
-        <w:t xml:space="preserve">Administré el </w:t>
-      </w:r>
-      <w:r>
-        <w:rPr>
-          <w:rFonts w:ascii="Calibri" w:hAnsi="Calibri" w:eastAsia="Calibri" w:cs="Calibri"/>
-          <w:b/>
-          <w:i w:val="0"/>
-          <w:color w:val="171A1E"/>
-          <w:sz w:val="19"/>
-        </w:rPr>
-        <w:t>Seguro Complementario de Salud</w:t>
-      </w:r>
-      <w:r>
-        <w:rPr>
-          <w:rFonts w:ascii="Calibri" w:hAnsi="Calibri" w:eastAsia="Calibri" w:cs="Calibri"/>
-          <w:b w:val="0"/>
-          <w:i w:val="0"/>
-          <w:sz w:val="19"/>
-        </w:rPr>
-        <w:t xml:space="preserve"> de la dotación, apoyando a los trabajadores en el acceso, uso y tramitación de reembolsos.</w:t>
+        <w:t>Administré el Seguro Complementario de Salud de la dotación, apoyando a los trabajadores en el acceso, uso y tramitación de reembolsos.</w:t>
       </w:r>
     </w:p>
     <w:p>
@@ -1255,26 +1007,7 @@
           <w:i w:val="0"/>
           <w:sz w:val="19"/>
         </w:rPr>
-        <w:t xml:space="preserve">Gestioné </w:t>
-      </w:r>
-      <w:r>
-        <w:rPr>
-          <w:rFonts w:ascii="Calibri" w:hAnsi="Calibri" w:eastAsia="Calibri" w:cs="Calibri"/>
-          <w:b/>
-          <w:i w:val="0"/>
-          <w:color w:val="171A1E"/>
-          <w:sz w:val="19"/>
-        </w:rPr>
-        <w:t>licencias médicas ante la Caja de Compensación Los Andes</w:t>
-      </w:r>
-      <w:r>
-        <w:rPr>
-          <w:rFonts w:ascii="Calibri" w:hAnsi="Calibri" w:eastAsia="Calibri" w:cs="Calibri"/>
-          <w:b w:val="0"/>
-          <w:i w:val="0"/>
-          <w:sz w:val="19"/>
-        </w:rPr>
-        <w:t xml:space="preserve"> y la incorporación de cargas familiares de los trabajadores.</w:t>
+        <w:t>Gestioné licencias médicas ante la Caja de Compensación Los Andes y la incorporación de cargas familiares de los trabajadores.</w:t>
       </w:r>
     </w:p>
     <w:p>
@@ -1305,26 +1038,7 @@
           <w:i w:val="0"/>
           <w:sz w:val="19"/>
         </w:rPr>
-        <w:t xml:space="preserve">Realicé </w:t>
-      </w:r>
-      <w:r>
-        <w:rPr>
-          <w:rFonts w:ascii="Calibri" w:hAnsi="Calibri" w:eastAsia="Calibri" w:cs="Calibri"/>
-          <w:b/>
-          <w:i w:val="0"/>
-          <w:color w:val="171A1E"/>
-          <w:sz w:val="19"/>
-        </w:rPr>
-        <w:t>visitas semanales a la segunda sucursal</w:t>
-      </w:r>
-      <w:r>
-        <w:rPr>
-          <w:rFonts w:ascii="Calibri" w:hAnsi="Calibri" w:eastAsia="Calibri" w:cs="Calibri"/>
-          <w:b w:val="0"/>
-          <w:i w:val="0"/>
-          <w:sz w:val="19"/>
-        </w:rPr>
-        <w:t>, atendiendo en terreno las necesidades de beneficios internos y externos, principalmente en vivienda y salud.</w:t>
+        <w:t>Realicé visitas semanales a la segunda sucursal, atendiendo en terreno las necesidades de beneficios internos y externos, principalmente en vivienda y salud.</w:t>
       </w:r>
     </w:p>
     <w:p>

--- a/cv-trabajador-social-uc/CV_Jeniffer_Mieres_06_Impacto.docx
+++ b/cv-trabajador-social-uc/CV_Jeniffer_Mieres_06_Impacto.docx
@@ -416,7 +416,26 @@
           <w:i w:val="0"/>
           <w:sz w:val="19"/>
         </w:rPr>
-        <w:t>Realizo la evaluación socioeconómica de cada caso, revisando antecedentes y acreditaciones en los sistemas del Ministerio de Educación para definir con autonomía qué apoyo corresponde.</w:t>
+        <w:t xml:space="preserve">Realizo la </w:t>
+      </w:r>
+      <w:r>
+        <w:rPr>
+          <w:rFonts w:ascii="Calibri" w:hAnsi="Calibri" w:eastAsia="Calibri" w:cs="Calibri"/>
+          <w:b/>
+          <w:i w:val="0"/>
+          <w:color w:val="171A1E"/>
+          <w:sz w:val="19"/>
+        </w:rPr>
+        <w:t>evaluación socioeconómica</w:t>
+      </w:r>
+      <w:r>
+        <w:rPr>
+          <w:rFonts w:ascii="Calibri" w:hAnsi="Calibri" w:eastAsia="Calibri" w:cs="Calibri"/>
+          <w:b w:val="0"/>
+          <w:i w:val="0"/>
+          <w:sz w:val="19"/>
+        </w:rPr>
+        <w:t xml:space="preserve"> de cada caso, revisando antecedentes y acreditaciones en los sistemas del Ministerio de Educación para definir con autonomía qué apoyo corresponde.</w:t>
       </w:r>
     </w:p>
     <w:p>
@@ -447,7 +466,26 @@
           <w:i w:val="0"/>
           <w:sz w:val="19"/>
         </w:rPr>
-        <w:t>Gestiono beneficios ministeriales e internos de principio a fin: verificación de requisitos, preselección, seguimiento y registro documental. Elaboro informes sociales y mantengo la trazabilidad de la cartera de casos a mi cargo.</w:t>
+        <w:t xml:space="preserve">Gestiono </w:t>
+      </w:r>
+      <w:r>
+        <w:rPr>
+          <w:rFonts w:ascii="Calibri" w:hAnsi="Calibri" w:eastAsia="Calibri" w:cs="Calibri"/>
+          <w:b/>
+          <w:i w:val="0"/>
+          <w:color w:val="171A1E"/>
+          <w:sz w:val="19"/>
+        </w:rPr>
+        <w:t>beneficios ministeriales e internos</w:t>
+      </w:r>
+      <w:r>
+        <w:rPr>
+          <w:rFonts w:ascii="Calibri" w:hAnsi="Calibri" w:eastAsia="Calibri" w:cs="Calibri"/>
+          <w:b w:val="0"/>
+          <w:i w:val="0"/>
+          <w:sz w:val="19"/>
+        </w:rPr>
+        <w:t xml:space="preserve"> de principio a fin: verificación de requisitos, preselección, seguimiento y registro documental. Elaboro informes sociales y mantengo la trazabilidad de la cartera de casos a mi cargo.</w:t>
       </w:r>
     </w:p>
     <w:p>
@@ -478,7 +516,26 @@
           <w:i w:val="0"/>
           <w:sz w:val="19"/>
         </w:rPr>
-        <w:t>Atiendo al estudiantado de manera permanente y entrego orientación social personalizada, acompañándolo durante todo el proceso de postulación.</w:t>
+        <w:t xml:space="preserve">Atiendo al estudiantado de manera permanente y entrego </w:t>
+      </w:r>
+      <w:r>
+        <w:rPr>
+          <w:rFonts w:ascii="Calibri" w:hAnsi="Calibri" w:eastAsia="Calibri" w:cs="Calibri"/>
+          <w:b/>
+          <w:i w:val="0"/>
+          <w:color w:val="171A1E"/>
+          <w:sz w:val="19"/>
+        </w:rPr>
+        <w:t>orientación social personalizada</w:t>
+      </w:r>
+      <w:r>
+        <w:rPr>
+          <w:rFonts w:ascii="Calibri" w:hAnsi="Calibri" w:eastAsia="Calibri" w:cs="Calibri"/>
+          <w:b w:val="0"/>
+          <w:i w:val="0"/>
+          <w:sz w:val="19"/>
+        </w:rPr>
+        <w:t>, acompañándolo durante todo el proceso de postulación.</w:t>
       </w:r>
     </w:p>
     <w:p>
@@ -505,11 +562,21 @@
       <w:r>
         <w:rPr>
           <w:rFonts w:ascii="Calibri" w:hAnsi="Calibri" w:eastAsia="Calibri" w:cs="Calibri"/>
+          <w:b/>
+          <w:i w:val="0"/>
+          <w:color w:val="171A1E"/>
+          <w:sz w:val="19"/>
+        </w:rPr>
+        <w:t>Coordino casos complejos</w:t>
+      </w:r>
+      <w:r>
+        <w:rPr>
+          <w:rFonts w:ascii="Calibri" w:hAnsi="Calibri" w:eastAsia="Calibri" w:cs="Calibri"/>
           <w:b w:val="0"/>
           <w:i w:val="0"/>
           <w:sz w:val="19"/>
         </w:rPr>
-        <w:t>Coordino casos complejos con áreas internas de la universidad y con redes de apoyo externas cuando la necesidad excede el ámbito académico.</w:t>
+        <w:t xml:space="preserve"> con áreas internas de la universidad y con redes de apoyo externas cuando la necesidad excede el ámbito académico.</w:t>
       </w:r>
     </w:p>
     <w:p>
@@ -592,7 +659,26 @@
           <w:i w:val="0"/>
           <w:sz w:val="19"/>
         </w:rPr>
-        <w:t>Estuve a cargo de los programas de bienestar y beneficios de los colaboradores, desde la definición de la oferta hasta su implementación y seguimiento, con foco en el clima laboral y en el día a día de la empresa.</w:t>
+        <w:t xml:space="preserve">Estuve a cargo de los </w:t>
+      </w:r>
+      <w:r>
+        <w:rPr>
+          <w:rFonts w:ascii="Calibri" w:hAnsi="Calibri" w:eastAsia="Calibri" w:cs="Calibri"/>
+          <w:b/>
+          <w:i w:val="0"/>
+          <w:color w:val="171A1E"/>
+          <w:sz w:val="19"/>
+        </w:rPr>
+        <w:t>programas de bienestar y beneficios</w:t>
+      </w:r>
+      <w:r>
+        <w:rPr>
+          <w:rFonts w:ascii="Calibri" w:hAnsi="Calibri" w:eastAsia="Calibri" w:cs="Calibri"/>
+          <w:b w:val="0"/>
+          <w:i w:val="0"/>
+          <w:sz w:val="19"/>
+        </w:rPr>
+        <w:t xml:space="preserve"> de los colaboradores, desde la definición de la oferta hasta su implementación y seguimiento, con foco en el clima laboral y en el día a día de la empresa.</w:t>
       </w:r>
     </w:p>
     <w:p>
@@ -623,7 +709,26 @@
           <w:i w:val="0"/>
           <w:sz w:val="19"/>
         </w:rPr>
-        <w:t>Gestioné convenios y beneficios orientados a la calidad de vida laboral, administrando la relación con instituciones y proveedores externos.</w:t>
+        <w:t xml:space="preserve">Gestioné </w:t>
+      </w:r>
+      <w:r>
+        <w:rPr>
+          <w:rFonts w:ascii="Calibri" w:hAnsi="Calibri" w:eastAsia="Calibri" w:cs="Calibri"/>
+          <w:b/>
+          <w:i w:val="0"/>
+          <w:color w:val="171A1E"/>
+          <w:sz w:val="19"/>
+        </w:rPr>
+        <w:t>convenios y beneficios orientados a la calidad de vida laboral</w:t>
+      </w:r>
+      <w:r>
+        <w:rPr>
+          <w:rFonts w:ascii="Calibri" w:hAnsi="Calibri" w:eastAsia="Calibri" w:cs="Calibri"/>
+          <w:b w:val="0"/>
+          <w:i w:val="0"/>
+          <w:sz w:val="19"/>
+        </w:rPr>
+        <w:t>, administrando la relación con instituciones y proveedores externos.</w:t>
       </w:r>
     </w:p>
     <w:p>
@@ -654,7 +759,26 @@
           <w:i w:val="0"/>
           <w:sz w:val="19"/>
         </w:rPr>
-        <w:t>Organicé actividades corporativas de bienestar e integración, articulando a las distintas áreas para asegurar convocatoria y buena ejecución.</w:t>
+        <w:t xml:space="preserve">Organicé </w:t>
+      </w:r>
+      <w:r>
+        <w:rPr>
+          <w:rFonts w:ascii="Calibri" w:hAnsi="Calibri" w:eastAsia="Calibri" w:cs="Calibri"/>
+          <w:b/>
+          <w:i w:val="0"/>
+          <w:color w:val="171A1E"/>
+          <w:sz w:val="19"/>
+        </w:rPr>
+        <w:t>actividades corporativas de bienestar e integración</w:t>
+      </w:r>
+      <w:r>
+        <w:rPr>
+          <w:rFonts w:ascii="Calibri" w:hAnsi="Calibri" w:eastAsia="Calibri" w:cs="Calibri"/>
+          <w:b w:val="0"/>
+          <w:i w:val="0"/>
+          <w:sz w:val="19"/>
+        </w:rPr>
+        <w:t>, articulando a las distintas áreas para asegurar convocatoria y buena ejecución.</w:t>
       </w:r>
     </w:p>
     <w:p>
@@ -685,7 +809,26 @@
           <w:i w:val="0"/>
           <w:sz w:val="19"/>
         </w:rPr>
-        <w:t>Tuve a cargo la matriz de riesgo y salud en el trabajo junto al prevencionista externo, con seguimiento por KPI para dar cumplimiento a la certificación.</w:t>
+        <w:t xml:space="preserve">Tuve a cargo la </w:t>
+      </w:r>
+      <w:r>
+        <w:rPr>
+          <w:rFonts w:ascii="Calibri" w:hAnsi="Calibri" w:eastAsia="Calibri" w:cs="Calibri"/>
+          <w:b/>
+          <w:i w:val="0"/>
+          <w:color w:val="171A1E"/>
+          <w:sz w:val="19"/>
+        </w:rPr>
+        <w:t>matriz de riesgo y salud en el trabajo</w:t>
+      </w:r>
+      <w:r>
+        <w:rPr>
+          <w:rFonts w:ascii="Calibri" w:hAnsi="Calibri" w:eastAsia="Calibri" w:cs="Calibri"/>
+          <w:b w:val="0"/>
+          <w:i w:val="0"/>
+          <w:sz w:val="19"/>
+        </w:rPr>
+        <w:t xml:space="preserve"> junto al prevencionista externo, con seguimiento por KPI para dar cumplimiento a la certificación.</w:t>
       </w:r>
     </w:p>
     <w:p>
@@ -716,7 +859,26 @@
           <w:i w:val="0"/>
           <w:sz w:val="19"/>
         </w:rPr>
-        <w:t>Lideré el plan anual de capacitaciones internas de la compañía.</w:t>
+        <w:t xml:space="preserve">Lideré el </w:t>
+      </w:r>
+      <w:r>
+        <w:rPr>
+          <w:rFonts w:ascii="Calibri" w:hAnsi="Calibri" w:eastAsia="Calibri" w:cs="Calibri"/>
+          <w:b/>
+          <w:i w:val="0"/>
+          <w:color w:val="171A1E"/>
+          <w:sz w:val="19"/>
+        </w:rPr>
+        <w:t>plan anual de capacitaciones internas</w:t>
+      </w:r>
+      <w:r>
+        <w:rPr>
+          <w:rFonts w:ascii="Calibri" w:hAnsi="Calibri" w:eastAsia="Calibri" w:cs="Calibri"/>
+          <w:b w:val="0"/>
+          <w:i w:val="0"/>
+          <w:sz w:val="19"/>
+        </w:rPr>
+        <w:t xml:space="preserve"> de la compañía.</w:t>
       </w:r>
     </w:p>
     <w:p>
@@ -747,7 +909,26 @@
           <w:i w:val="0"/>
           <w:sz w:val="19"/>
         </w:rPr>
-        <w:t>Asumí durante un año el Sistema de Gestión Integrado como auditora interna en las certificaciones ISO 9001:2015, ISO 14001:2015 e ISO 45001:2018 (Seguridad y Salud en el Trabajo).</w:t>
+        <w:t xml:space="preserve">Asumí durante un año el </w:t>
+      </w:r>
+      <w:r>
+        <w:rPr>
+          <w:rFonts w:ascii="Calibri" w:hAnsi="Calibri" w:eastAsia="Calibri" w:cs="Calibri"/>
+          <w:b/>
+          <w:i w:val="0"/>
+          <w:color w:val="171A1E"/>
+          <w:sz w:val="19"/>
+        </w:rPr>
+        <w:t>Sistema de Gestión Integrado como auditora interna</w:t>
+      </w:r>
+      <w:r>
+        <w:rPr>
+          <w:rFonts w:ascii="Calibri" w:hAnsi="Calibri" w:eastAsia="Calibri" w:cs="Calibri"/>
+          <w:b w:val="0"/>
+          <w:i w:val="0"/>
+          <w:sz w:val="19"/>
+        </w:rPr>
+        <w:t xml:space="preserve"> en las certificaciones ISO 9001:2015, ISO 14001:2015 e ISO 45001:2018 (Seguridad y Salud en el Trabajo).</w:t>
       </w:r>
     </w:p>
     <w:p>
@@ -831,7 +1012,26 @@
           <w:i w:val="0"/>
           <w:sz w:val="19"/>
         </w:rPr>
-        <w:t>Diseñé y dicté capacitaciones para emprendedores, con metodologías prácticas y grupales, y acompañé la gestión de sus proyectos revisando con cada participante qué reforzar.</w:t>
+        <w:t xml:space="preserve">Diseñé y dicté </w:t>
+      </w:r>
+      <w:r>
+        <w:rPr>
+          <w:rFonts w:ascii="Calibri" w:hAnsi="Calibri" w:eastAsia="Calibri" w:cs="Calibri"/>
+          <w:b/>
+          <w:i w:val="0"/>
+          <w:color w:val="171A1E"/>
+          <w:sz w:val="19"/>
+        </w:rPr>
+        <w:t>capacitaciones</w:t>
+      </w:r>
+      <w:r>
+        <w:rPr>
+          <w:rFonts w:ascii="Calibri" w:hAnsi="Calibri" w:eastAsia="Calibri" w:cs="Calibri"/>
+          <w:b w:val="0"/>
+          <w:i w:val="0"/>
+          <w:sz w:val="19"/>
+        </w:rPr>
+        <w:t xml:space="preserve"> para emprendedores, con metodologías prácticas y grupales, y acompañé la gestión de sus proyectos revisando con cada participante qué reforzar.</w:t>
       </w:r>
     </w:p>
     <w:p>
@@ -862,7 +1062,26 @@
           <w:i w:val="0"/>
           <w:sz w:val="19"/>
         </w:rPr>
-        <w:t>Orienté a los emprendedores en materia de vivienda, articulando con las redes de la comuna, y los vinculé con recursos disponibles que muchas veces no sabían que tenían a su alcance.</w:t>
+        <w:t xml:space="preserve">Orienté a los emprendedores en materia de </w:t>
+      </w:r>
+      <w:r>
+        <w:rPr>
+          <w:rFonts w:ascii="Calibri" w:hAnsi="Calibri" w:eastAsia="Calibri" w:cs="Calibri"/>
+          <w:b/>
+          <w:i w:val="0"/>
+          <w:color w:val="171A1E"/>
+          <w:sz w:val="19"/>
+        </w:rPr>
+        <w:t>vivienda</w:t>
+      </w:r>
+      <w:r>
+        <w:rPr>
+          <w:rFonts w:ascii="Calibri" w:hAnsi="Calibri" w:eastAsia="Calibri" w:cs="Calibri"/>
+          <w:b w:val="0"/>
+          <w:i w:val="0"/>
+          <w:sz w:val="19"/>
+        </w:rPr>
+        <w:t>, articulando con las redes de la comuna, y los vinculé con recursos disponibles que muchas veces no sabían que tenían a su alcance.</w:t>
       </w:r>
     </w:p>
     <w:p>
@@ -941,11 +1160,21 @@
       <w:r>
         <w:rPr>
           <w:rFonts w:ascii="Calibri" w:hAnsi="Calibri" w:eastAsia="Calibri" w:cs="Calibri"/>
+          <w:b/>
+          <w:i w:val="0"/>
+          <w:color w:val="171A1E"/>
+          <w:sz w:val="19"/>
+        </w:rPr>
+        <w:t>Diseñé e implementé el departamento desde su origen</w:t>
+      </w:r>
+      <w:r>
+        <w:rPr>
+          <w:rFonts w:ascii="Calibri" w:hAnsi="Calibri" w:eastAsia="Calibri" w:cs="Calibri"/>
           <w:b w:val="0"/>
           <w:i w:val="0"/>
           <w:sz w:val="19"/>
         </w:rPr>
-        <w:t>Diseñé e implementé el departamento desde su origen, para una dotación de más de 200 colaboradores, definiendo la planificación de actividades y beneficios.</w:t>
+        <w:t>, para una dotación de más de 200 colaboradores, definiendo la planificación de actividades y beneficios.</w:t>
       </w:r>
     </w:p>
     <w:p>
@@ -976,7 +1205,26 @@
           <w:i w:val="0"/>
           <w:sz w:val="19"/>
         </w:rPr>
-        <w:t>Administré el Seguro Complementario de Salud de la dotación, apoyando a los trabajadores en el acceso, uso y tramitación de reembolsos.</w:t>
+        <w:t xml:space="preserve">Administré el </w:t>
+      </w:r>
+      <w:r>
+        <w:rPr>
+          <w:rFonts w:ascii="Calibri" w:hAnsi="Calibri" w:eastAsia="Calibri" w:cs="Calibri"/>
+          <w:b/>
+          <w:i w:val="0"/>
+          <w:color w:val="171A1E"/>
+          <w:sz w:val="19"/>
+        </w:rPr>
+        <w:t>Seguro Complementario de Salud</w:t>
+      </w:r>
+      <w:r>
+        <w:rPr>
+          <w:rFonts w:ascii="Calibri" w:hAnsi="Calibri" w:eastAsia="Calibri" w:cs="Calibri"/>
+          <w:b w:val="0"/>
+          <w:i w:val="0"/>
+          <w:sz w:val="19"/>
+        </w:rPr>
+        <w:t xml:space="preserve"> de la dotación, apoyando a los trabajadores en el acceso, uso y tramitación de reembolsos.</w:t>
       </w:r>
     </w:p>
     <w:p>
@@ -1007,7 +1255,26 @@
           <w:i w:val="0"/>
           <w:sz w:val="19"/>
         </w:rPr>
-        <w:t>Gestioné licencias médicas ante la Caja de Compensación Los Andes y la incorporación de cargas familiares de los trabajadores.</w:t>
+        <w:t xml:space="preserve">Gestioné </w:t>
+      </w:r>
+      <w:r>
+        <w:rPr>
+          <w:rFonts w:ascii="Calibri" w:hAnsi="Calibri" w:eastAsia="Calibri" w:cs="Calibri"/>
+          <w:b/>
+          <w:i w:val="0"/>
+          <w:color w:val="171A1E"/>
+          <w:sz w:val="19"/>
+        </w:rPr>
+        <w:t>licencias médicas ante la Caja de Compensación Los Andes</w:t>
+      </w:r>
+      <w:r>
+        <w:rPr>
+          <w:rFonts w:ascii="Calibri" w:hAnsi="Calibri" w:eastAsia="Calibri" w:cs="Calibri"/>
+          <w:b w:val="0"/>
+          <w:i w:val="0"/>
+          <w:sz w:val="19"/>
+        </w:rPr>
+        <w:t xml:space="preserve"> y la incorporación de cargas familiares de los trabajadores.</w:t>
       </w:r>
     </w:p>
     <w:p>
@@ -1038,7 +1305,26 @@
           <w:i w:val="0"/>
           <w:sz w:val="19"/>
         </w:rPr>
-        <w:t>Realicé visitas semanales a la segunda sucursal, atendiendo en terreno las necesidades de beneficios internos y externos, principalmente en vivienda y salud.</w:t>
+        <w:t xml:space="preserve">Realicé </w:t>
+      </w:r>
+      <w:r>
+        <w:rPr>
+          <w:rFonts w:ascii="Calibri" w:hAnsi="Calibri" w:eastAsia="Calibri" w:cs="Calibri"/>
+          <w:b/>
+          <w:i w:val="0"/>
+          <w:color w:val="171A1E"/>
+          <w:sz w:val="19"/>
+        </w:rPr>
+        <w:t>visitas semanales a la segunda sucursal</w:t>
+      </w:r>
+      <w:r>
+        <w:rPr>
+          <w:rFonts w:ascii="Calibri" w:hAnsi="Calibri" w:eastAsia="Calibri" w:cs="Calibri"/>
+          <w:b w:val="0"/>
+          <w:i w:val="0"/>
+          <w:sz w:val="19"/>
+        </w:rPr>
+        <w:t>, atendiendo en terreno las necesidades de beneficios internos y externos, principalmente en vivienda y salud.</w:t>
       </w:r>
     </w:p>
     <w:p>

--- a/cv-trabajador-social-uc/CV_Jeniffer_Mieres_06_Impacto.docx
+++ b/cv-trabajador-social-uc/CV_Jeniffer_Mieres_06_Impacto.docx
@@ -341,7 +341,7 @@
         <w:keepNext/>
         <w:keepLines/>
         <w:tabs>
-          <w:tab w:pos="10483" w:val="right"/>
+          <w:tab w:pos="10149" w:val="right"/>
         </w:tabs>
         <w:spacing w:before="0" w:after="0" w:line="274" w:lineRule="auto"/>
       </w:pPr>
@@ -584,7 +584,7 @@
         <w:keepNext/>
         <w:keepLines/>
         <w:tabs>
-          <w:tab w:pos="10483" w:val="right"/>
+          <w:tab w:pos="10149" w:val="right"/>
         </w:tabs>
         <w:spacing w:before="180" w:after="0" w:line="274" w:lineRule="auto"/>
       </w:pPr>
@@ -937,7 +937,7 @@
         <w:keepLines/>
         <w:pageBreakBefore/>
         <w:tabs>
-          <w:tab w:pos="10483" w:val="right"/>
+          <w:tab w:pos="10149" w:val="right"/>
         </w:tabs>
         <w:spacing w:before="180" w:after="0" w:line="274" w:lineRule="auto"/>
       </w:pPr>
@@ -1089,7 +1089,7 @@
         <w:keepNext/>
         <w:keepLines/>
         <w:tabs>
-          <w:tab w:pos="10483" w:val="right"/>
+          <w:tab w:pos="10149" w:val="right"/>
         </w:tabs>
         <w:spacing w:before="180" w:after="0" w:line="274" w:lineRule="auto"/>
       </w:pPr>
@@ -1350,7 +1350,7 @@
         <w:keepNext/>
         <w:keepLines/>
         <w:tabs>
-          <w:tab w:pos="10483" w:val="right"/>
+          <w:tab w:pos="10149" w:val="right"/>
         </w:tabs>
         <w:spacing w:before="0" w:after="0" w:line="274" w:lineRule="auto"/>
       </w:pPr>
@@ -1402,7 +1402,7 @@
         <w:keepNext/>
         <w:keepLines/>
         <w:tabs>
-          <w:tab w:pos="10483" w:val="right"/>
+          <w:tab w:pos="10149" w:val="right"/>
         </w:tabs>
         <w:spacing w:before="130" w:after="0" w:line="274" w:lineRule="auto"/>
       </w:pPr>
@@ -1454,7 +1454,7 @@
         <w:keepNext/>
         <w:keepLines/>
         <w:tabs>
-          <w:tab w:pos="10483" w:val="right"/>
+          <w:tab w:pos="10149" w:val="right"/>
         </w:tabs>
         <w:spacing w:before="130" w:after="0" w:line="274" w:lineRule="auto"/>
       </w:pPr>
@@ -1880,7 +1880,7 @@
       </w:r>
     </w:p>
     <w:sectPr>
-      <w:pgSz w:w="12240" w:h="15840"/>
+      <w:pgSz w:w="11906" w:h="16838"/>
       <w:pgMar w:top="595" w:right="850" w:bottom="539" w:left="907" w:header="720" w:footer="720" w:gutter="0"/>
       <w:cols w:space="720"/>
       <w:docGrid w:linePitch="360"/>
